--- a/human/tasks/U-08/summary.docx
+++ b/human/tasks/U-08/summary.docx
@@ -143,7 +143,7 @@
     </w:p>
     <w:p>
       <w:r>
-        <w:t>共享Unity模块不复制缓存，历史资产扫描不改写为当前发布结果；32设计素材不是全部依赖许可。其余共享模块和根目录业务内容仍待整体双层迁移。</w:t>
+        <w:t>共享Unity模块不复制缓存，历史资产扫描不改写为当前发布结果；32设计素材不是全部依赖许可。根目录19/19项已迁入human/agent，当前读取和运行入口已验证，业务签收不变。</w:t>
       </w:r>
     </w:p>
     <w:p>
@@ -207,7 +207,12 @@
     </w:p>
     <w:p>
       <w:r>
-        <w:t>累计28/71包，剩余43，下一T-02。先修执行层与归档，再生成单包和串联Word。整体目标仍包含其余包、共享模块和根目录收拢，不在本包关闭。</w:t>
+        <w:t>规范化71/71包、根目录迁移19/19项完成；每包Word由Agent源生成。</w:t>
+      </w:r>
+    </w:p>
+    <w:p>
+      <w:r>
+        <w:t>业务状态WAIT_DEP，原签收与未交付项不变；后续按注册表和实际依赖推进。</w:t>
       </w:r>
     </w:p>
     <w:p>
